--- a/STARLAB_Unit_4/Appendixes/Appendix_G_Qualitative_and_Observational_Data_Guide.docx
+++ b/STARLAB_Unit_4/Appendixes/Appendix_G_Qualitative_and_Observational_Data_Guide.docx
@@ -4,45 +4,85 @@
   <w:body>
     <w:p>
       <w:pPr>
+        <w:pStyle w:val="STARLABKicker"/>
+      </w:pPr>
+      <w:r>
+        <w:rPr>
+          <w:rFonts w:ascii="Arial" w:hAnsi="Arial" w:eastAsia="Arial" w:cs="Arial"/>
+          <w:color w:val="E31B23"/>
+          <w:sz w:val="18"/>
+          <w:szCs w:val="18"/>
+          <w:b w:val="1"/>
+        </w:rPr>
+        <w:t>STARLAB</w:t>
+      </w:r>
+    </w:p>
+    <w:p>
+      <w:pPr>
+        <w:pStyle w:val="STARLABResourceTitle"/>
         <w:jc w:val="left"/>
       </w:pPr>
       <w:r>
         <w:rPr>
-          <w:rFonts w:ascii="Aptos Display" w:hAnsi="Aptos Display"/>
-          <w:b/>
-          <w:color w:val="ED1C24"/>
-          <w:sz w:val="40"/>
+          <w:rFonts w:ascii="Arial" w:hAnsi="Arial" w:eastAsia="Arial" w:cs="Arial"/>
+          <w:color w:val="111111"/>
+          <w:sz w:val="38"/>
+          <w:szCs w:val="38"/>
+          <w:b w:val="1"/>
         </w:rPr>
-        <w:t>Appendix G: Qualitative and Observational Data Guide</w:t>
-      </w:r>
-    </w:p>
-    <w:p>
-      <w:r>
-        <w:rPr>
-          <w:rFonts w:ascii="Aptos" w:hAnsi="Aptos"/>
-          <w:color w:val="505050"/>
-          <w:sz w:val="20"/>
-        </w:rPr>
-        <w:t>STARLAB Unit 4 Appendix</w:t>
+        <w:t>Qualitative and Observational Data Guide</w:t>
       </w:r>
     </w:p>
     <w:p>
       <w:pPr>
-        <w:spacing w:after="120"/>
+        <w:pStyle w:val="STARLABResourceMeta"/>
       </w:pPr>
-      <w:r/>
+      <w:r>
+        <w:rPr>
+          <w:rFonts w:ascii="Arial" w:hAnsi="Arial" w:eastAsia="Arial" w:cs="Arial"/>
+          <w:color w:val="555555"/>
+          <w:sz w:val="17"/>
+          <w:szCs w:val="17"/>
+          <w:b w:val="1"/>
+        </w:rPr>
+        <w:t>Unit 4 | Appendix G | Week 18 | Required</w:t>
+      </w:r>
     </w:p>
     <w:p>
       <w:pPr>
-        <w:pStyle w:val="Heading1"/>
+        <w:pStyle w:val="STARLABDivider"/>
+        <w:pBdr>
+          <w:bottom w:val="single" w:sz="12" w:space="1" w:color="E31B23"/>
+        </w:pBdr>
+      </w:pPr>
+    </w:p>
+    <w:p>
+      <w:pPr>
+        <w:spacing w:after="40"/>
       </w:pPr>
       <w:r>
-        <w:t>Appendix G: Qualitative and Observational Data Guide</w:t>
+        <w:rPr>
+          <w:rFonts w:ascii="Arial" w:hAnsi="Arial" w:eastAsia="Arial" w:cs="Arial"/>
+          <w:color w:val="111111"/>
+          <w:sz w:val="18"/>
+          <w:szCs w:val="18"/>
+        </w:rPr>
       </w:r>
     </w:p>
-    <w:p/>
     <w:p>
+      <w:pPr>
+        <w:spacing w:after="40"/>
+      </w:pPr>
+    </w:p>
+    <w:p>
+      <w:pPr/>
       <w:r>
+        <w:rPr>
+          <w:rFonts w:ascii="Arial" w:hAnsi="Arial" w:eastAsia="Arial" w:cs="Arial"/>
+          <w:color w:val="111111"/>
+          <w:sz w:val="18"/>
+          <w:szCs w:val="18"/>
+        </w:rPr>
         <w:t>Some projects include observations, images, interview responses, or descriptive evidence. These can still be analyzed systematically.</w:t>
       </w:r>
     </w:p>
@@ -51,42 +91,115 @@
         <w:pStyle w:val="Heading2"/>
       </w:pPr>
       <w:r>
+        <w:rPr>
+          <w:rFonts w:ascii="Arial" w:hAnsi="Arial" w:eastAsia="Arial" w:cs="Arial"/>
+          <w:color w:val="111111"/>
+          <w:sz w:val="22"/>
+          <w:szCs w:val="22"/>
+          <w:b w:val="1"/>
+        </w:rPr>
         <w:t>Strategies</w:t>
       </w:r>
     </w:p>
-    <w:p/>
     <w:p>
+      <w:pPr>
+        <w:spacing w:after="40"/>
+      </w:pPr>
+    </w:p>
+    <w:p>
+      <w:pPr/>
       <w:r>
+        <w:rPr>
+          <w:rFonts w:ascii="Arial" w:hAnsi="Arial" w:eastAsia="Arial" w:cs="Arial"/>
+          <w:color w:val="111111"/>
+          <w:sz w:val="18"/>
+          <w:szCs w:val="18"/>
+        </w:rPr>
         <w:t>Create categories or codes.</w:t>
       </w:r>
     </w:p>
-    <w:p/>
     <w:p>
+      <w:pPr>
+        <w:spacing w:after="40"/>
+      </w:pPr>
+    </w:p>
+    <w:p>
+      <w:pPr/>
       <w:r>
+        <w:rPr>
+          <w:rFonts w:ascii="Arial" w:hAnsi="Arial" w:eastAsia="Arial" w:cs="Arial"/>
+          <w:color w:val="111111"/>
+          <w:sz w:val="18"/>
+          <w:szCs w:val="18"/>
+        </w:rPr>
         <w:t>Count how often each category appears.</w:t>
       </w:r>
     </w:p>
-    <w:p/>
     <w:p>
+      <w:pPr>
+        <w:spacing w:after="40"/>
+      </w:pPr>
+    </w:p>
+    <w:p>
+      <w:pPr/>
       <w:r>
+        <w:rPr>
+          <w:rFonts w:ascii="Arial" w:hAnsi="Arial" w:eastAsia="Arial" w:cs="Arial"/>
+          <w:color w:val="111111"/>
+          <w:sz w:val="18"/>
+          <w:szCs w:val="18"/>
+        </w:rPr>
         <w:t>Compare observations across conditions.</w:t>
       </w:r>
     </w:p>
-    <w:p/>
     <w:p>
+      <w:pPr>
+        <w:spacing w:after="40"/>
+      </w:pPr>
+    </w:p>
+    <w:p>
+      <w:pPr/>
       <w:r>
+        <w:rPr>
+          <w:rFonts w:ascii="Arial" w:hAnsi="Arial" w:eastAsia="Arial" w:cs="Arial"/>
+          <w:color w:val="111111"/>
+          <w:sz w:val="18"/>
+          <w:szCs w:val="18"/>
+        </w:rPr>
         <w:t>Use before-and-after image comparisons.</w:t>
       </w:r>
     </w:p>
-    <w:p/>
     <w:p>
+      <w:pPr>
+        <w:spacing w:after="40"/>
+      </w:pPr>
+    </w:p>
+    <w:p>
+      <w:pPr/>
       <w:r>
+        <w:rPr>
+          <w:rFonts w:ascii="Arial" w:hAnsi="Arial" w:eastAsia="Arial" w:cs="Arial"/>
+          <w:color w:val="111111"/>
+          <w:sz w:val="18"/>
+          <w:szCs w:val="18"/>
+        </w:rPr>
         <w:t>Identify patterns in repeated observations.</w:t>
       </w:r>
     </w:p>
-    <w:p/>
     <w:p>
+      <w:pPr>
+        <w:spacing w:after="40"/>
+      </w:pPr>
+    </w:p>
+    <w:p>
+      <w:pPr/>
       <w:r>
+        <w:rPr>
+          <w:rFonts w:ascii="Arial" w:hAnsi="Arial" w:eastAsia="Arial" w:cs="Arial"/>
+          <w:color w:val="111111"/>
+          <w:sz w:val="18"/>
+          <w:szCs w:val="18"/>
+        </w:rPr>
         <w:t>Use representative examples with explanation.</w:t>
       </w:r>
     </w:p>
@@ -95,20 +208,613 @@
         <w:pStyle w:val="Heading2"/>
       </w:pPr>
       <w:r>
+        <w:rPr>
+          <w:rFonts w:ascii="Arial" w:hAnsi="Arial" w:eastAsia="Arial" w:cs="Arial"/>
+          <w:color w:val="111111"/>
+          <w:sz w:val="22"/>
+          <w:szCs w:val="22"/>
+          <w:b w:val="1"/>
+        </w:rPr>
         <w:t>Caution</w:t>
       </w:r>
     </w:p>
-    <w:p/>
     <w:p>
+      <w:pPr>
+        <w:spacing w:after="40"/>
+      </w:pPr>
+    </w:p>
+    <w:p>
+      <w:pPr/>
       <w:r>
+        <w:rPr>
+          <w:rFonts w:ascii="Arial" w:hAnsi="Arial" w:eastAsia="Arial" w:cs="Arial"/>
+          <w:color w:val="111111"/>
+          <w:sz w:val="18"/>
+          <w:szCs w:val="18"/>
+        </w:rPr>
         <w:t>Qualitative evidence should not be treated as casual opinion. It should be organized, coded, described, and connected to the research question.</w:t>
       </w:r>
     </w:p>
-    <w:p/>
+    <w:p>
+      <w:pPr>
+        <w:pStyle w:val="Heading1"/>
+      </w:pPr>
+      <w:r>
+        <w:rPr>
+          <w:rFonts w:ascii="Arial" w:hAnsi="Arial" w:eastAsia="Arial" w:cs="Arial"/>
+          <w:color w:val="E31B23"/>
+          <w:sz w:val="27"/>
+          <w:szCs w:val="27"/>
+          <w:b w:val="1"/>
+        </w:rPr>
+        <w:t>A Simple Qualitative Analysis Workflow</w:t>
+      </w:r>
+    </w:p>
+    <w:p>
+      <w:pPr/>
+      <w:r>
+        <w:rPr>
+          <w:rFonts w:ascii="Arial" w:hAnsi="Arial" w:eastAsia="Arial" w:cs="Arial"/>
+          <w:color w:val="111111"/>
+          <w:sz w:val="18"/>
+          <w:szCs w:val="18"/>
+        </w:rPr>
+        <w:t>Use a transparent coding process so another person can understand how observations became patterns or themes.</w:t>
+      </w:r>
+    </w:p>
+    <w:tbl>
+      <w:tblPr>
+        <w:tblW w:type="dxa" w:w="9360"/>
+        <w:tblLook w:firstColumn="1" w:firstRow="1" w:lastColumn="0" w:lastRow="0" w:noHBand="0" w:noVBand="1" w:val="04A0"/>
+        <w:tblInd w:w="120" w:type="dxa"/>
+        <w:tblLayout w:type="fixed"/>
+        <w:tblBorders>
+          <w:top w:val="single" w:sz="6" w:space="0" w:color="D9D9D9"/>
+          <w:left w:val="single" w:sz="6" w:space="0" w:color="D9D9D9"/>
+          <w:bottom w:val="single" w:sz="6" w:space="0" w:color="D9D9D9"/>
+          <w:right w:val="single" w:sz="6" w:space="0" w:color="D9D9D9"/>
+          <w:insideH w:val="single" w:sz="6" w:space="0" w:color="D9D9D9"/>
+          <w:insideV w:val="single" w:sz="6" w:space="0" w:color="D9D9D9"/>
+        </w:tblBorders>
+      </w:tblPr>
+      <w:tblGrid>
+        <w:gridCol w:w="3120"/>
+        <w:gridCol w:w="3120"/>
+        <w:gridCol w:w="3120"/>
+      </w:tblGrid>
+      <w:tr>
+        <w:trPr>
+          <w:tblHeader w:val="true"/>
+        </w:trPr>
+        <w:tc>
+          <w:tcPr>
+            <w:tcW w:type="dxa" w:w="3120"/>
+            <w:tcMar>
+              <w:top w:w="80" w:type="dxa"/>
+              <w:start w:w="120" w:type="dxa"/>
+              <w:bottom w:w="80" w:type="dxa"/>
+              <w:end w:w="120" w:type="dxa"/>
+            </w:tcMar>
+            <w:vAlign w:val="center"/>
+            <w:shd w:fill="E31B23" w:val="clear"/>
+          </w:tcPr>
+          <w:p>
+            <w:pPr>
+              <w:spacing w:before="0" w:after="40" w:line="240" w:lineRule="auto"/>
+              <w:jc w:val="center"/>
+            </w:pPr>
+            <w:r>
+              <w:rPr>
+                <w:rFonts w:ascii="Arial" w:hAnsi="Arial" w:eastAsia="Arial" w:cs="Arial"/>
+                <w:color w:val="FFFFFF"/>
+                <w:sz w:val="16"/>
+                <w:szCs w:val="16"/>
+                <w:b w:val="1"/>
+              </w:rPr>
+              <w:t>Step</w:t>
+            </w:r>
+          </w:p>
+        </w:tc>
+        <w:tc>
+          <w:tcPr>
+            <w:tcW w:type="dxa" w:w="3120"/>
+            <w:tcMar>
+              <w:top w:w="80" w:type="dxa"/>
+              <w:start w:w="120" w:type="dxa"/>
+              <w:bottom w:w="80" w:type="dxa"/>
+              <w:end w:w="120" w:type="dxa"/>
+            </w:tcMar>
+            <w:vAlign w:val="center"/>
+            <w:shd w:fill="E31B23" w:val="clear"/>
+          </w:tcPr>
+          <w:p>
+            <w:pPr>
+              <w:spacing w:before="0" w:after="40" w:line="240" w:lineRule="auto"/>
+              <w:jc w:val="center"/>
+            </w:pPr>
+            <w:r>
+              <w:rPr>
+                <w:rFonts w:ascii="Arial" w:hAnsi="Arial" w:eastAsia="Arial" w:cs="Arial"/>
+                <w:color w:val="FFFFFF"/>
+                <w:sz w:val="16"/>
+                <w:szCs w:val="16"/>
+                <w:b w:val="1"/>
+              </w:rPr>
+              <w:t>Action</w:t>
+            </w:r>
+          </w:p>
+        </w:tc>
+        <w:tc>
+          <w:tcPr>
+            <w:tcW w:type="dxa" w:w="3120"/>
+            <w:tcMar>
+              <w:top w:w="80" w:type="dxa"/>
+              <w:start w:w="120" w:type="dxa"/>
+              <w:bottom w:w="80" w:type="dxa"/>
+              <w:end w:w="120" w:type="dxa"/>
+            </w:tcMar>
+            <w:vAlign w:val="center"/>
+            <w:shd w:fill="E31B23" w:val="clear"/>
+          </w:tcPr>
+          <w:p>
+            <w:pPr>
+              <w:spacing w:before="0" w:after="40" w:line="240" w:lineRule="auto"/>
+              <w:jc w:val="center"/>
+            </w:pPr>
+            <w:r>
+              <w:rPr>
+                <w:rFonts w:ascii="Arial" w:hAnsi="Arial" w:eastAsia="Arial" w:cs="Arial"/>
+                <w:color w:val="FFFFFF"/>
+                <w:sz w:val="16"/>
+                <w:szCs w:val="16"/>
+                <w:b w:val="1"/>
+              </w:rPr>
+              <w:t>Evidence to preserve</w:t>
+            </w:r>
+          </w:p>
+        </w:tc>
+      </w:tr>
+      <w:tr>
+        <w:trPr/>
+        <w:tc>
+          <w:tcPr>
+            <w:tcW w:type="dxa" w:w="3120"/>
+            <w:tcMar>
+              <w:top w:w="80" w:type="dxa"/>
+              <w:start w:w="120" w:type="dxa"/>
+              <w:bottom w:w="80" w:type="dxa"/>
+              <w:end w:w="120" w:type="dxa"/>
+            </w:tcMar>
+            <w:vAlign w:val="center"/>
+            <w:shd w:fill="FFFFFF" w:val="clear"/>
+          </w:tcPr>
+          <w:p>
+            <w:pPr>
+              <w:spacing w:before="0" w:after="40" w:line="240" w:lineRule="auto"/>
+              <w:jc w:val="left"/>
+            </w:pPr>
+            <w:r>
+              <w:rPr>
+                <w:rFonts w:ascii="Arial" w:hAnsi="Arial" w:eastAsia="Arial" w:cs="Arial"/>
+                <w:color w:val="111111"/>
+                <w:sz w:val="18"/>
+                <w:szCs w:val="18"/>
+              </w:rPr>
+              <w:t>1. Prepare</w:t>
+            </w:r>
+          </w:p>
+        </w:tc>
+        <w:tc>
+          <w:tcPr>
+            <w:tcW w:type="dxa" w:w="3120"/>
+            <w:tcMar>
+              <w:top w:w="80" w:type="dxa"/>
+              <w:start w:w="120" w:type="dxa"/>
+              <w:bottom w:w="80" w:type="dxa"/>
+              <w:end w:w="120" w:type="dxa"/>
+            </w:tcMar>
+            <w:vAlign w:val="center"/>
+            <w:shd w:fill="FFFFFF" w:val="clear"/>
+          </w:tcPr>
+          <w:p>
+            <w:pPr>
+              <w:spacing w:before="0" w:after="40" w:line="240" w:lineRule="auto"/>
+              <w:jc w:val="left"/>
+            </w:pPr>
+            <w:r>
+              <w:rPr>
+                <w:rFonts w:ascii="Arial" w:hAnsi="Arial" w:eastAsia="Arial" w:cs="Arial"/>
+                <w:color w:val="111111"/>
+                <w:sz w:val="18"/>
+                <w:szCs w:val="18"/>
+              </w:rPr>
+              <w:t>Organize dated observations, transcripts, images, or field notes without changing the originals.</w:t>
+            </w:r>
+          </w:p>
+        </w:tc>
+        <w:tc>
+          <w:tcPr>
+            <w:tcW w:type="dxa" w:w="3120"/>
+            <w:tcMar>
+              <w:top w:w="80" w:type="dxa"/>
+              <w:start w:w="120" w:type="dxa"/>
+              <w:bottom w:w="80" w:type="dxa"/>
+              <w:end w:w="120" w:type="dxa"/>
+            </w:tcMar>
+            <w:vAlign w:val="center"/>
+            <w:shd w:fill="FFFFFF" w:val="clear"/>
+          </w:tcPr>
+          <w:p>
+            <w:pPr>
+              <w:spacing w:before="0" w:after="40" w:line="240" w:lineRule="auto"/>
+              <w:jc w:val="left"/>
+            </w:pPr>
+            <w:r>
+              <w:rPr>
+                <w:rFonts w:ascii="Arial" w:hAnsi="Arial" w:eastAsia="Arial" w:cs="Arial"/>
+                <w:color w:val="111111"/>
+                <w:sz w:val="18"/>
+                <w:szCs w:val="18"/>
+              </w:rPr>
+              <w:t>Original source and file location</w:t>
+            </w:r>
+          </w:p>
+        </w:tc>
+      </w:tr>
+      <w:tr>
+        <w:trPr/>
+        <w:tc>
+          <w:tcPr>
+            <w:tcW w:type="dxa" w:w="3120"/>
+            <w:tcMar>
+              <w:top w:w="80" w:type="dxa"/>
+              <w:start w:w="120" w:type="dxa"/>
+              <w:bottom w:w="80" w:type="dxa"/>
+              <w:end w:w="120" w:type="dxa"/>
+            </w:tcMar>
+            <w:vAlign w:val="center"/>
+            <w:shd w:fill="F2F2F2" w:val="clear"/>
+          </w:tcPr>
+          <w:p>
+            <w:pPr>
+              <w:spacing w:before="0" w:after="40" w:line="240" w:lineRule="auto"/>
+              <w:jc w:val="left"/>
+            </w:pPr>
+            <w:r>
+              <w:rPr>
+                <w:rFonts w:ascii="Arial" w:hAnsi="Arial" w:eastAsia="Arial" w:cs="Arial"/>
+                <w:color w:val="111111"/>
+                <w:sz w:val="18"/>
+                <w:szCs w:val="18"/>
+              </w:rPr>
+              <w:t>2. Define codes</w:t>
+            </w:r>
+          </w:p>
+        </w:tc>
+        <w:tc>
+          <w:tcPr>
+            <w:tcW w:type="dxa" w:w="3120"/>
+            <w:tcMar>
+              <w:top w:w="80" w:type="dxa"/>
+              <w:start w:w="120" w:type="dxa"/>
+              <w:bottom w:w="80" w:type="dxa"/>
+              <w:end w:w="120" w:type="dxa"/>
+            </w:tcMar>
+            <w:vAlign w:val="center"/>
+            <w:shd w:fill="F2F2F2" w:val="clear"/>
+          </w:tcPr>
+          <w:p>
+            <w:pPr>
+              <w:spacing w:before="0" w:after="40" w:line="240" w:lineRule="auto"/>
+              <w:jc w:val="left"/>
+            </w:pPr>
+            <w:r>
+              <w:rPr>
+                <w:rFonts w:ascii="Arial" w:hAnsi="Arial" w:eastAsia="Arial" w:cs="Arial"/>
+                <w:color w:val="111111"/>
+                <w:sz w:val="18"/>
+                <w:szCs w:val="18"/>
+              </w:rPr>
+              <w:t>Create short labels tied to the research question; define what counts and what does not.</w:t>
+            </w:r>
+          </w:p>
+        </w:tc>
+        <w:tc>
+          <w:tcPr>
+            <w:tcW w:type="dxa" w:w="3120"/>
+            <w:tcMar>
+              <w:top w:w="80" w:type="dxa"/>
+              <w:start w:w="120" w:type="dxa"/>
+              <w:bottom w:w="80" w:type="dxa"/>
+              <w:end w:w="120" w:type="dxa"/>
+            </w:tcMar>
+            <w:vAlign w:val="center"/>
+            <w:shd w:fill="F2F2F2" w:val="clear"/>
+          </w:tcPr>
+          <w:p>
+            <w:pPr>
+              <w:spacing w:before="0" w:after="40" w:line="240" w:lineRule="auto"/>
+              <w:jc w:val="left"/>
+            </w:pPr>
+            <w:r>
+              <w:rPr>
+                <w:rFonts w:ascii="Arial" w:hAnsi="Arial" w:eastAsia="Arial" w:cs="Arial"/>
+                <w:color w:val="111111"/>
+                <w:sz w:val="18"/>
+                <w:szCs w:val="18"/>
+              </w:rPr>
+              <w:t>Codebook with definition and example</w:t>
+            </w:r>
+          </w:p>
+        </w:tc>
+      </w:tr>
+      <w:tr>
+        <w:trPr/>
+        <w:tc>
+          <w:tcPr>
+            <w:tcW w:type="dxa" w:w="3120"/>
+            <w:tcMar>
+              <w:top w:w="80" w:type="dxa"/>
+              <w:start w:w="120" w:type="dxa"/>
+              <w:bottom w:w="80" w:type="dxa"/>
+              <w:end w:w="120" w:type="dxa"/>
+            </w:tcMar>
+            <w:vAlign w:val="center"/>
+            <w:shd w:fill="FFFFFF" w:val="clear"/>
+          </w:tcPr>
+          <w:p>
+            <w:pPr>
+              <w:spacing w:before="0" w:after="40" w:line="240" w:lineRule="auto"/>
+              <w:jc w:val="left"/>
+            </w:pPr>
+            <w:r>
+              <w:rPr>
+                <w:rFonts w:ascii="Arial" w:hAnsi="Arial" w:eastAsia="Arial" w:cs="Arial"/>
+                <w:color w:val="111111"/>
+                <w:sz w:val="18"/>
+                <w:szCs w:val="18"/>
+              </w:rPr>
+              <w:t>3. Code consistently</w:t>
+            </w:r>
+          </w:p>
+        </w:tc>
+        <w:tc>
+          <w:tcPr>
+            <w:tcW w:type="dxa" w:w="3120"/>
+            <w:tcMar>
+              <w:top w:w="80" w:type="dxa"/>
+              <w:start w:w="120" w:type="dxa"/>
+              <w:bottom w:w="80" w:type="dxa"/>
+              <w:end w:w="120" w:type="dxa"/>
+            </w:tcMar>
+            <w:vAlign w:val="center"/>
+            <w:shd w:fill="FFFFFF" w:val="clear"/>
+          </w:tcPr>
+          <w:p>
+            <w:pPr>
+              <w:spacing w:before="0" w:after="40" w:line="240" w:lineRule="auto"/>
+              <w:jc w:val="left"/>
+            </w:pPr>
+            <w:r>
+              <w:rPr>
+                <w:rFonts w:ascii="Arial" w:hAnsi="Arial" w:eastAsia="Arial" w:cs="Arial"/>
+                <w:color w:val="111111"/>
+                <w:sz w:val="18"/>
+                <w:szCs w:val="18"/>
+              </w:rPr>
+              <w:t>Apply the same definitions across all relevant evidence and note ambiguous cases.</w:t>
+            </w:r>
+          </w:p>
+        </w:tc>
+        <w:tc>
+          <w:tcPr>
+            <w:tcW w:type="dxa" w:w="3120"/>
+            <w:tcMar>
+              <w:top w:w="80" w:type="dxa"/>
+              <w:start w:w="120" w:type="dxa"/>
+              <w:bottom w:w="80" w:type="dxa"/>
+              <w:end w:w="120" w:type="dxa"/>
+            </w:tcMar>
+            <w:vAlign w:val="center"/>
+            <w:shd w:fill="FFFFFF" w:val="clear"/>
+          </w:tcPr>
+          <w:p>
+            <w:pPr>
+              <w:spacing w:before="0" w:after="40" w:line="240" w:lineRule="auto"/>
+              <w:jc w:val="left"/>
+            </w:pPr>
+            <w:r>
+              <w:rPr>
+                <w:rFonts w:ascii="Arial" w:hAnsi="Arial" w:eastAsia="Arial" w:cs="Arial"/>
+                <w:color w:val="111111"/>
+                <w:sz w:val="18"/>
+                <w:szCs w:val="18"/>
+              </w:rPr>
+              <w:t>Coded copy and decision notes</w:t>
+            </w:r>
+          </w:p>
+        </w:tc>
+      </w:tr>
+      <w:tr>
+        <w:trPr/>
+        <w:tc>
+          <w:tcPr>
+            <w:tcW w:type="dxa" w:w="3120"/>
+            <w:tcMar>
+              <w:top w:w="80" w:type="dxa"/>
+              <w:start w:w="120" w:type="dxa"/>
+              <w:bottom w:w="80" w:type="dxa"/>
+              <w:end w:w="120" w:type="dxa"/>
+            </w:tcMar>
+            <w:vAlign w:val="center"/>
+            <w:shd w:fill="F2F2F2" w:val="clear"/>
+          </w:tcPr>
+          <w:p>
+            <w:pPr>
+              <w:spacing w:before="0" w:after="40" w:line="240" w:lineRule="auto"/>
+              <w:jc w:val="left"/>
+            </w:pPr>
+            <w:r>
+              <w:rPr>
+                <w:rFonts w:ascii="Arial" w:hAnsi="Arial" w:eastAsia="Arial" w:cs="Arial"/>
+                <w:color w:val="111111"/>
+                <w:sz w:val="18"/>
+                <w:szCs w:val="18"/>
+              </w:rPr>
+              <w:t>4. Summarize</w:t>
+            </w:r>
+          </w:p>
+        </w:tc>
+        <w:tc>
+          <w:tcPr>
+            <w:tcW w:type="dxa" w:w="3120"/>
+            <w:tcMar>
+              <w:top w:w="80" w:type="dxa"/>
+              <w:start w:w="120" w:type="dxa"/>
+              <w:bottom w:w="80" w:type="dxa"/>
+              <w:end w:w="120" w:type="dxa"/>
+            </w:tcMar>
+            <w:vAlign w:val="center"/>
+            <w:shd w:fill="F2F2F2" w:val="clear"/>
+          </w:tcPr>
+          <w:p>
+            <w:pPr>
+              <w:spacing w:before="0" w:after="40" w:line="240" w:lineRule="auto"/>
+              <w:jc w:val="left"/>
+            </w:pPr>
+            <w:r>
+              <w:rPr>
+                <w:rFonts w:ascii="Arial" w:hAnsi="Arial" w:eastAsia="Arial" w:cs="Arial"/>
+                <w:color w:val="111111"/>
+                <w:sz w:val="18"/>
+                <w:szCs w:val="18"/>
+              </w:rPr>
+              <w:t>Count occurrences when useful and identify repeated patterns, contrasts, and exceptions.</w:t>
+            </w:r>
+          </w:p>
+        </w:tc>
+        <w:tc>
+          <w:tcPr>
+            <w:tcW w:type="dxa" w:w="3120"/>
+            <w:tcMar>
+              <w:top w:w="80" w:type="dxa"/>
+              <w:start w:w="120" w:type="dxa"/>
+              <w:bottom w:w="80" w:type="dxa"/>
+              <w:end w:w="120" w:type="dxa"/>
+            </w:tcMar>
+            <w:vAlign w:val="center"/>
+            <w:shd w:fill="F2F2F2" w:val="clear"/>
+          </w:tcPr>
+          <w:p>
+            <w:pPr>
+              <w:spacing w:before="0" w:after="40" w:line="240" w:lineRule="auto"/>
+              <w:jc w:val="left"/>
+            </w:pPr>
+            <w:r>
+              <w:rPr>
+                <w:rFonts w:ascii="Arial" w:hAnsi="Arial" w:eastAsia="Arial" w:cs="Arial"/>
+                <w:color w:val="111111"/>
+                <w:sz w:val="18"/>
+                <w:szCs w:val="18"/>
+              </w:rPr>
+              <w:t>Frequency table or theme summary</w:t>
+            </w:r>
+          </w:p>
+        </w:tc>
+      </w:tr>
+      <w:tr>
+        <w:trPr/>
+        <w:tc>
+          <w:tcPr>
+            <w:tcW w:type="dxa" w:w="3120"/>
+            <w:tcMar>
+              <w:top w:w="80" w:type="dxa"/>
+              <w:start w:w="120" w:type="dxa"/>
+              <w:bottom w:w="80" w:type="dxa"/>
+              <w:end w:w="120" w:type="dxa"/>
+            </w:tcMar>
+            <w:vAlign w:val="center"/>
+            <w:shd w:fill="FFFFFF" w:val="clear"/>
+          </w:tcPr>
+          <w:p>
+            <w:pPr>
+              <w:spacing w:before="0" w:after="40" w:line="240" w:lineRule="auto"/>
+              <w:jc w:val="left"/>
+            </w:pPr>
+            <w:r>
+              <w:rPr>
+                <w:rFonts w:ascii="Arial" w:hAnsi="Arial" w:eastAsia="Arial" w:cs="Arial"/>
+                <w:color w:val="111111"/>
+                <w:sz w:val="18"/>
+                <w:szCs w:val="18"/>
+              </w:rPr>
+              <w:t>5. Interpret cautiously</w:t>
+            </w:r>
+          </w:p>
+        </w:tc>
+        <w:tc>
+          <w:tcPr>
+            <w:tcW w:type="dxa" w:w="3120"/>
+            <w:tcMar>
+              <w:top w:w="80" w:type="dxa"/>
+              <w:start w:w="120" w:type="dxa"/>
+              <w:bottom w:w="80" w:type="dxa"/>
+              <w:end w:w="120" w:type="dxa"/>
+            </w:tcMar>
+            <w:vAlign w:val="center"/>
+            <w:shd w:fill="FFFFFF" w:val="clear"/>
+          </w:tcPr>
+          <w:p>
+            <w:pPr>
+              <w:spacing w:before="0" w:after="40" w:line="240" w:lineRule="auto"/>
+              <w:jc w:val="left"/>
+            </w:pPr>
+            <w:r>
+              <w:rPr>
+                <w:rFonts w:ascii="Arial" w:hAnsi="Arial" w:eastAsia="Arial" w:cs="Arial"/>
+                <w:color w:val="111111"/>
+                <w:sz w:val="18"/>
+                <w:szCs w:val="18"/>
+              </w:rPr>
+              <w:t>Support each theme with specific observations and acknowledge alternative explanations.</w:t>
+            </w:r>
+          </w:p>
+        </w:tc>
+        <w:tc>
+          <w:tcPr>
+            <w:tcW w:type="dxa" w:w="3120"/>
+            <w:tcMar>
+              <w:top w:w="80" w:type="dxa"/>
+              <w:start w:w="120" w:type="dxa"/>
+              <w:bottom w:w="80" w:type="dxa"/>
+              <w:end w:w="120" w:type="dxa"/>
+            </w:tcMar>
+            <w:vAlign w:val="center"/>
+            <w:shd w:fill="FFFFFF" w:val="clear"/>
+          </w:tcPr>
+          <w:p>
+            <w:pPr>
+              <w:spacing w:before="0" w:after="40" w:line="240" w:lineRule="auto"/>
+              <w:jc w:val="left"/>
+            </w:pPr>
+            <w:r>
+              <w:rPr>
+                <w:rFonts w:ascii="Arial" w:hAnsi="Arial" w:eastAsia="Arial" w:cs="Arial"/>
+                <w:color w:val="111111"/>
+                <w:sz w:val="18"/>
+                <w:szCs w:val="18"/>
+              </w:rPr>
+              <w:t>Example evidence and limitation note</w:t>
+            </w:r>
+          </w:p>
+        </w:tc>
+      </w:tr>
+    </w:tbl>
     <w:sectPr>
       <w:footerReference w:type="default" r:id="rId9"/>
+      <w:headerReference w:type="default" r:id="rId10"/>
       <w:pgSz w:w="12240" w:h="15840"/>
-      <w:pgMar w:top="936" w:right="936" w:bottom="936" w:left="936" w:header="720" w:footer="720" w:gutter="0"/>
+      <w:pgMar w:top="936" w:right="1440" w:bottom="936" w:left="1440" w:header="504" w:footer="504" w:gutter="0"/>
       <w:cols w:space="720"/>
       <w:docGrid w:linePitch="360"/>
     </w:sectPr>
@@ -121,17 +827,43 @@
   <w:p>
     <w:pPr>
       <w:pStyle w:val="Footer"/>
+      <w:spacing w:before="40" w:after="0"/>
       <w:jc w:val="center"/>
     </w:pPr>
     <w:r>
       <w:rPr>
-        <w:color w:val="505050"/>
+        <w:rFonts w:ascii="Arial" w:hAnsi="Arial" w:eastAsia="Arial" w:cs="Arial"/>
+        <w:color w:val="555555"/>
         <w:sz w:val="16"/>
-      </w:rPr>
-      <w:t>STARLAB Unit 4  •  Data Analysis and Interpretation</w:t>
+        <w:szCs w:val="16"/>
+        <w:b w:val="0"/>
+      </w:rPr>
+      <w:t xml:space="preserve">STARLAB | UNIT 4 | APPENDIX G | PAGE </w:t>
+    </w:r>
+    <w:r>
+      <w:rPr>
+        <w:rFonts w:ascii="Arial" w:hAnsi="Arial" w:eastAsia="Arial" w:cs="Arial"/>
+        <w:color w:val="555555"/>
+        <w:sz w:val="16"/>
+        <w:szCs w:val="16"/>
+        <w:b w:val="0"/>
+      </w:rPr>
+      <w:fldChar w:fldCharType="begin"/>
+      <w:instrText xml:space="preserve"> PAGE </w:instrText>
+      <w:fldChar w:fldCharType="end"/>
     </w:r>
   </w:p>
 </w:ftr>
+</file>
+
+<file path=word/header1.xml><?xml version="1.0" encoding="utf-8"?>
+<w:hdr xmlns:m="http://schemas.openxmlformats.org/officeDocument/2006/math" xmlns:mc="http://schemas.openxmlformats.org/markup-compatibility/2006" xmlns:mo="http://schemas.microsoft.com/office/mac/office/2008/main" xmlns:mv="urn:schemas-microsoft-com:mac:vml" xmlns:o="urn:schemas-microsoft-com:office:office" xmlns:r="http://schemas.openxmlformats.org/officeDocument/2006/relationships" xmlns:v="urn:schemas-microsoft-com:vml" xmlns:w10="urn:schemas-microsoft-com:office:word" xmlns:w14="http://schemas.microsoft.com/office/word/2010/wordml" xmlns:w="http://schemas.openxmlformats.org/wordprocessingml/2006/main" xmlns:wne="http://schemas.microsoft.com/office/word/2006/wordml" xmlns:wp14="http://schemas.microsoft.com/office/word/2010/wordprocessingDrawing" xmlns:wp="http://schemas.openxmlformats.org/drawingml/2006/wordprocessingDrawing" xmlns:wpc="http://schemas.microsoft.com/office/word/2010/wordprocessingCanvas" xmlns:wpg="http://schemas.microsoft.com/office/word/2010/wordprocessingGroup" xmlns:wpi="http://schemas.microsoft.com/office/word/2010/wordprocessingInk" xmlns:wps="http://schemas.microsoft.com/office/word/2010/wordprocessingShape" mc:Ignorable="w14 wp14">
+  <w:p>
+    <w:pPr>
+      <w:pStyle w:val="Header"/>
+    </w:pPr>
+  </w:p>
+</w:hdr>
 </file>
 
 <file path=word/numbering.xml><?xml version="1.0" encoding="utf-8"?>
@@ -497,9 +1229,15 @@
     <w:name w:val="Normal"/>
     <w:qFormat/>
     <w:rsid w:val="00FC693F"/>
+    <w:pPr>
+      <w:keepLines w:val="0"/>
+      <w:spacing w:before="0" w:after="40" w:line="240" w:lineRule="auto"/>
+    </w:pPr>
     <w:rPr>
-      <w:rFonts w:ascii="Aptos" w:hAnsi="Aptos"/>
-      <w:sz w:val="21"/>
+      <w:rFonts w:ascii="Arial" w:hAnsi="Arial" w:eastAsia="Arial"/>
+      <w:b w:val="0"/>
+      <w:color w:val="111111"/>
+      <w:sz w:val="18"/>
     </w:rPr>
   </w:style>
   <w:style w:type="paragraph" w:styleId="Header">
@@ -557,15 +1295,15 @@
     <w:pPr>
       <w:keepNext/>
       <w:keepLines/>
-      <w:spacing w:before="480" w:after="0"/>
+      <w:spacing w:before="180" w:after="60" w:line="240" w:lineRule="auto"/>
       <w:outlineLvl w:val="0"/>
     </w:pPr>
     <w:rPr>
-      <w:rFonts w:asciiTheme="majorHAnsi" w:eastAsiaTheme="majorEastAsia" w:hAnsiTheme="majorHAnsi" w:cstheme="majorBidi" w:ascii="Aptos Display" w:hAnsi="Aptos Display"/>
+      <w:rFonts w:asciiTheme="majorHAnsi" w:eastAsiaTheme="majorEastAsia" w:hAnsiTheme="majorHAnsi" w:cstheme="majorBidi" w:ascii="Arial" w:hAnsi="Arial" w:eastAsia="Arial"/>
       <w:b/>
       <w:bCs/>
-      <w:color w:val="ED1C24"/>
-      <w:sz w:val="28"/>
+      <w:color w:val="E31B23"/>
+      <w:sz w:val="27"/>
       <w:szCs w:val="28"/>
     </w:rPr>
   </w:style>
@@ -581,15 +1319,15 @@
     <w:pPr>
       <w:keepNext/>
       <w:keepLines/>
-      <w:spacing w:before="200" w:after="0"/>
+      <w:spacing w:before="120" w:after="40" w:line="240" w:lineRule="auto"/>
       <w:outlineLvl w:val="1"/>
     </w:pPr>
     <w:rPr>
-      <w:rFonts w:asciiTheme="majorHAnsi" w:eastAsiaTheme="majorEastAsia" w:hAnsiTheme="majorHAnsi" w:cstheme="majorBidi" w:ascii="Aptos Display" w:hAnsi="Aptos Display"/>
+      <w:rFonts w:asciiTheme="majorHAnsi" w:eastAsiaTheme="majorEastAsia" w:hAnsiTheme="majorHAnsi" w:cstheme="majorBidi" w:ascii="Arial" w:hAnsi="Arial" w:eastAsia="Arial"/>
       <w:b/>
       <w:bCs/>
-      <w:color w:val="000000"/>
-      <w:sz w:val="26"/>
+      <w:color w:val="111111"/>
+      <w:sz w:val="22"/>
       <w:szCs w:val="26"/>
     </w:rPr>
   </w:style>
@@ -605,14 +1343,15 @@
     <w:pPr>
       <w:keepNext/>
       <w:keepLines/>
-      <w:spacing w:before="200" w:after="0"/>
+      <w:spacing w:before="100" w:after="40" w:line="240" w:lineRule="auto"/>
       <w:outlineLvl w:val="2"/>
     </w:pPr>
     <w:rPr>
-      <w:rFonts w:asciiTheme="majorHAnsi" w:eastAsiaTheme="majorEastAsia" w:hAnsiTheme="majorHAnsi" w:cstheme="majorBidi" w:ascii="Aptos Display" w:hAnsi="Aptos Display"/>
+      <w:rFonts w:asciiTheme="majorHAnsi" w:eastAsiaTheme="majorEastAsia" w:hAnsiTheme="majorHAnsi" w:cstheme="majorBidi" w:ascii="Arial" w:hAnsi="Arial" w:eastAsia="Arial"/>
       <w:b/>
       <w:bCs/>
-      <w:color w:val="505050"/>
+      <w:color w:val="555555"/>
+      <w:sz w:val="20"/>
     </w:rPr>
   </w:style>
   <w:style w:type="paragraph" w:styleId="Heading4">
@@ -1028,8 +1767,16 @@
       <w:numPr>
         <w:numId w:val="1"/>
       </w:numPr>
+      <w:spacing w:before="0" w:after="40" w:line="240" w:lineRule="auto"/>
+      <w:ind w:left="547" w:hanging="274"/>
       <w:contextualSpacing/>
     </w:pPr>
+    <w:rPr>
+      <w:rFonts w:ascii="Arial" w:hAnsi="Arial" w:eastAsia="Arial"/>
+      <w:b w:val="0"/>
+      <w:color w:val="111111"/>
+      <w:sz w:val="18"/>
+    </w:rPr>
   </w:style>
   <w:style w:type="paragraph" w:styleId="ListBullet2">
     <w:name w:val="List Bullet 2"/>
@@ -1067,8 +1814,16 @@
       <w:numPr>
         <w:numId w:val="5"/>
       </w:numPr>
+      <w:spacing w:before="0" w:after="40" w:line="240" w:lineRule="auto"/>
+      <w:ind w:left="547" w:hanging="274"/>
       <w:contextualSpacing/>
     </w:pPr>
+    <w:rPr>
+      <w:rFonts w:ascii="Arial" w:hAnsi="Arial" w:eastAsia="Arial"/>
+      <w:b w:val="0"/>
+      <w:color w:val="111111"/>
+      <w:sz w:val="18"/>
+    </w:rPr>
   </w:style>
   <w:style w:type="paragraph" w:styleId="ListNumber2">
     <w:name w:val="List Number 2"/>
@@ -12183,6 +12938,91 @@
         <w:shd w:val="clear" w:color="auto" w:fill="FBCAA2" w:themeFill="accent6" w:themeFillTint="7F"/>
       </w:tcPr>
     </w:tblStylePr>
+  </w:style>
+  <w:style w:type="paragraph" w:customStyle="1" w:styleId="STARLABKicker">
+    <w:name w:val="STARLAB Kicker"/>
+    <w:pPr>
+      <w:spacing w:before="0" w:after="60" w:line="240" w:lineRule="auto"/>
+    </w:pPr>
+    <w:rPr>
+      <w:rFonts w:ascii="Arial" w:hAnsi="Arial" w:eastAsia="Arial"/>
+      <w:b/>
+      <w:caps/>
+      <w:color w:val="E31B23"/>
+      <w:sz w:val="18"/>
+    </w:rPr>
+  </w:style>
+  <w:style w:type="paragraph" w:customStyle="1" w:styleId="STARLABResourceTitle">
+    <w:name w:val="STARLAB Resource Title"/>
+    <w:pPr>
+      <w:spacing w:before="0" w:after="60" w:line="240" w:lineRule="auto"/>
+    </w:pPr>
+    <w:rPr>
+      <w:rFonts w:ascii="Arial" w:hAnsi="Arial" w:eastAsia="Arial"/>
+      <w:b/>
+      <w:color w:val="111111"/>
+      <w:sz w:val="38"/>
+    </w:rPr>
+  </w:style>
+  <w:style w:type="paragraph" w:customStyle="1" w:styleId="STARLABResourceMeta">
+    <w:name w:val="STARLAB Resource Meta"/>
+    <w:pPr>
+      <w:spacing w:before="0" w:after="80" w:line="240" w:lineRule="auto"/>
+    </w:pPr>
+    <w:rPr>
+      <w:rFonts w:ascii="Arial" w:hAnsi="Arial" w:eastAsia="Arial"/>
+      <w:b/>
+      <w:color w:val="555555"/>
+      <w:sz w:val="17"/>
+    </w:rPr>
+  </w:style>
+  <w:style w:type="paragraph" w:customStyle="1" w:styleId="STARLABDivider">
+    <w:name w:val="STARLAB Divider"/>
+    <w:pPr>
+      <w:spacing w:before="0" w:after="160" w:line="240" w:lineRule="auto"/>
+    </w:pPr>
+    <w:rPr>
+      <w:rFonts w:ascii="Arial" w:hAnsi="Arial" w:eastAsia="Arial"/>
+      <w:b w:val="0"/>
+      <w:color w:val="E31B23"/>
+      <w:sz w:val="4"/>
+    </w:rPr>
+  </w:style>
+  <w:style w:type="paragraph" w:customStyle="1" w:styleId="STARLABPrompt">
+    <w:name w:val="STARLAB Prompt"/>
+    <w:pPr>
+      <w:spacing w:before="60" w:after="40" w:line="247" w:lineRule="auto"/>
+    </w:pPr>
+    <w:rPr>
+      <w:rFonts w:ascii="Arial" w:hAnsi="Arial" w:eastAsia="Arial"/>
+      <w:b/>
+      <w:color w:val="111111"/>
+      <w:sz w:val="20"/>
+    </w:rPr>
+  </w:style>
+  <w:style w:type="paragraph" w:customStyle="1" w:styleId="STARLABUseNote">
+    <w:name w:val="STARLAB Use Note"/>
+    <w:pPr>
+      <w:spacing w:before="0" w:after="80" w:line="247" w:lineRule="auto"/>
+    </w:pPr>
+    <w:rPr>
+      <w:rFonts w:ascii="Arial" w:hAnsi="Arial" w:eastAsia="Arial"/>
+      <w:b w:val="0"/>
+      <w:color w:val="555555"/>
+      <w:sz w:val="17"/>
+    </w:rPr>
+  </w:style>
+  <w:style w:type="paragraph" w:customStyle="1" w:styleId="STARLABResponseLine">
+    <w:name w:val="STARLAB Response Line"/>
+    <w:pPr>
+      <w:spacing w:before="0" w:after="60" w:line="240" w:lineRule="auto"/>
+    </w:pPr>
+    <w:rPr>
+      <w:rFonts w:ascii="Arial" w:hAnsi="Arial" w:eastAsia="Arial"/>
+      <w:b w:val="0"/>
+      <w:color w:val="111111"/>
+      <w:sz w:val="20"/>
+    </w:rPr>
   </w:style>
 </w:styles>
 </file>
